--- a/docs/lista_louvores/Textos_Louvores/AJUNTAMENTO.docx
+++ b/docs/lista_louvores/Textos_Louvores/AJUNTAMENTO.docx
@@ -4,370 +4,269 @@
   <w:body>
     <w:p>
       <w:pPr>
-        <w:numPr>
-          <w:ilvl w:val="0"/>
-          <w:numId w:val="1"/>
-        </w:numPr>
-        <w:spacing w:before="120"/>
-        <w:rPr>
-          <w:rFonts w:ascii="Times New Roman" w:hAnsi="Times New Roman"/>
-          <w:bCs/>
-          <w:color w:val="000000"/>
-          <w:sz w:val="28"/>
-          <w:szCs w:val="28"/>
-        </w:rPr>
+        <w:pStyle w:val="Ttulo1"/>
       </w:pPr>
       <w:r>
-        <w:rPr>
-          <w:rFonts w:ascii="Times New Roman" w:hAnsi="Times New Roman"/>
-          <w:color w:val="000000"/>
-          <w:sz w:val="28"/>
-          <w:szCs w:val="28"/>
-        </w:rPr>
         <w:t>Ajuntamento</w:t>
       </w:r>
     </w:p>
     <w:p>
       <w:pPr>
-        <w:pStyle w:val="PargrafodaLista"/>
-        <w:numPr>
-          <w:ilvl w:val="0"/>
-          <w:numId w:val="1"/>
-        </w:numPr>
-        <w:autoSpaceDE w:val="0"/>
-        <w:autoSpaceDN w:val="0"/>
-        <w:adjustRightInd w:val="0"/>
-        <w:spacing w:line="240" w:lineRule="auto"/>
-        <w:ind w:left="862" w:hanging="357"/>
-        <w:contextualSpacing w:val="0"/>
-        <w:rPr>
-          <w:rFonts w:ascii="Times New Roman" w:hAnsi="Times New Roman" w:cs="Times New Roman"/>
-          <w:color w:val="1F1F1F"/>
-          <w:sz w:val="24"/>
-          <w:szCs w:val="24"/>
-          <w:shd w:val="clear" w:color="auto" w:fill="FFFFFF"/>
+        <w:rPr>
+          <w:rFonts w:ascii="Times New Roman" w:hAnsi="Times New Roman"/>
         </w:rPr>
       </w:pPr>
-      <w:bookmarkStart w:id="0" w:name="_Hlk204520310"/>
-      <w:r>
-        <w:rPr>
-          <w:rFonts w:ascii="Times New Roman" w:hAnsi="Times New Roman" w:cs="Times New Roman"/>
-          <w:color w:val="1F1F1F"/>
-          <w:sz w:val="24"/>
-          <w:szCs w:val="24"/>
-          <w:shd w:val="clear" w:color="auto" w:fill="FFFFFF"/>
+      <w:r>
+        <w:rPr>
+          <w:rFonts w:ascii="Times New Roman" w:hAnsi="Times New Roman"/>
         </w:rPr>
         <w:t>Vem e sopra Sobre nós Teu sopro</w:t>
       </w:r>
       <w:r>
         <w:rPr>
-          <w:rFonts w:ascii="Times New Roman" w:hAnsi="Times New Roman" w:cs="Times New Roman"/>
-          <w:color w:val="1F1F1F"/>
-          <w:sz w:val="24"/>
-          <w:szCs w:val="24"/>
-          <w:shd w:val="clear" w:color="auto" w:fill="FFFFFF"/>
+          <w:rFonts w:ascii="Times New Roman" w:hAnsi="Times New Roman"/>
         </w:rPr>
         <w:br/>
+      </w:r>
+      <w:r>
+        <w:rPr>
+          <w:rFonts w:ascii="Times New Roman" w:hAnsi="Times New Roman"/>
+        </w:rPr>
         <w:t xml:space="preserve">Reunidos </w:t>
       </w:r>
       <w:proofErr w:type="spellStart"/>
       <w:r>
         <w:rPr>
-          <w:rFonts w:ascii="Times New Roman" w:hAnsi="Times New Roman" w:cs="Times New Roman"/>
-          <w:color w:val="1F1F1F"/>
-          <w:sz w:val="24"/>
-          <w:szCs w:val="24"/>
-          <w:shd w:val="clear" w:color="auto" w:fill="FFFFFF"/>
+          <w:rFonts w:ascii="Times New Roman" w:hAnsi="Times New Roman"/>
         </w:rPr>
         <w:t>neste</w:t>
       </w:r>
       <w:proofErr w:type="spellEnd"/>
       <w:r>
         <w:rPr>
-          <w:rFonts w:ascii="Times New Roman" w:hAnsi="Times New Roman" w:cs="Times New Roman"/>
-          <w:color w:val="1F1F1F"/>
-          <w:sz w:val="24"/>
-          <w:szCs w:val="24"/>
-          <w:shd w:val="clear" w:color="auto" w:fill="FFFFFF"/>
+          <w:rFonts w:ascii="Times New Roman" w:hAnsi="Times New Roman"/>
         </w:rPr>
         <w:t xml:space="preserve"> ajuntamento</w:t>
       </w:r>
       <w:r>
         <w:rPr>
-          <w:rFonts w:ascii="Times New Roman" w:hAnsi="Times New Roman" w:cs="Times New Roman"/>
-          <w:color w:val="1F1F1F"/>
-          <w:sz w:val="24"/>
-          <w:szCs w:val="24"/>
-          <w:shd w:val="clear" w:color="auto" w:fill="FFFFFF"/>
+          <w:rFonts w:ascii="Times New Roman" w:hAnsi="Times New Roman"/>
         </w:rPr>
         <w:br/>
+      </w:r>
+      <w:r>
+        <w:rPr>
+          <w:rFonts w:ascii="Times New Roman" w:hAnsi="Times New Roman"/>
+        </w:rPr>
         <w:t>Honra e santifica este momento</w:t>
       </w:r>
       <w:r>
         <w:rPr>
-          <w:rFonts w:ascii="Times New Roman" w:hAnsi="Times New Roman" w:cs="Times New Roman"/>
-          <w:color w:val="1F1F1F"/>
-          <w:sz w:val="24"/>
-          <w:szCs w:val="24"/>
-          <w:shd w:val="clear" w:color="auto" w:fill="FFFFFF"/>
+          <w:rFonts w:ascii="Times New Roman" w:hAnsi="Times New Roman"/>
         </w:rPr>
         <w:br/>
+      </w:r>
+      <w:r>
+        <w:rPr>
+          <w:rFonts w:ascii="Times New Roman" w:hAnsi="Times New Roman"/>
+        </w:rPr>
         <w:t>Com a Tua igreja que é o Teu povo</w:t>
       </w:r>
     </w:p>
     <w:p>
       <w:pPr>
-        <w:pStyle w:val="PargrafodaLista"/>
-        <w:numPr>
-          <w:ilvl w:val="0"/>
-          <w:numId w:val="1"/>
-        </w:numPr>
-        <w:autoSpaceDE w:val="0"/>
-        <w:autoSpaceDN w:val="0"/>
-        <w:adjustRightInd w:val="0"/>
-        <w:spacing w:line="240" w:lineRule="auto"/>
-        <w:ind w:left="862" w:hanging="357"/>
-        <w:contextualSpacing w:val="0"/>
-        <w:rPr>
-          <w:rFonts w:ascii="Times New Roman" w:hAnsi="Times New Roman" w:cs="Times New Roman"/>
-          <w:color w:val="1F1F1F"/>
-          <w:sz w:val="24"/>
-          <w:szCs w:val="24"/>
-          <w:shd w:val="clear" w:color="auto" w:fill="FFFFFF"/>
+        <w:rPr>
+          <w:rFonts w:ascii="Times New Roman" w:hAnsi="Times New Roman"/>
         </w:rPr>
       </w:pPr>
       <w:r>
         <w:rPr>
-          <w:rFonts w:ascii="Times New Roman" w:hAnsi="Times New Roman" w:cs="Times New Roman"/>
-          <w:color w:val="1F1F1F"/>
-          <w:sz w:val="24"/>
-          <w:szCs w:val="24"/>
-          <w:shd w:val="clear" w:color="auto" w:fill="FFFFFF"/>
+          <w:rFonts w:ascii="Times New Roman" w:hAnsi="Times New Roman"/>
         </w:rPr>
         <w:t>Faz Teu rio de paz correr no meio</w:t>
       </w:r>
       <w:r>
         <w:rPr>
-          <w:rFonts w:ascii="Times New Roman" w:hAnsi="Times New Roman" w:cs="Times New Roman"/>
-          <w:color w:val="1F1F1F"/>
-          <w:sz w:val="24"/>
-          <w:szCs w:val="24"/>
-          <w:shd w:val="clear" w:color="auto" w:fill="FFFFFF"/>
+          <w:rFonts w:ascii="Times New Roman" w:hAnsi="Times New Roman"/>
         </w:rPr>
         <w:br/>
+      </w:r>
+      <w:r>
+        <w:rPr>
+          <w:rFonts w:ascii="Times New Roman" w:hAnsi="Times New Roman"/>
+        </w:rPr>
         <w:t>Destes que por fé vem bendizer-Te</w:t>
       </w:r>
       <w:r>
         <w:rPr>
-          <w:rFonts w:ascii="Times New Roman" w:hAnsi="Times New Roman" w:cs="Times New Roman"/>
-          <w:color w:val="1F1F1F"/>
-          <w:sz w:val="24"/>
-          <w:szCs w:val="24"/>
-          <w:shd w:val="clear" w:color="auto" w:fill="FFFFFF"/>
+          <w:rFonts w:ascii="Times New Roman" w:hAnsi="Times New Roman"/>
         </w:rPr>
         <w:br/>
+      </w:r>
+      <w:r>
+        <w:rPr>
+          <w:rFonts w:ascii="Times New Roman" w:hAnsi="Times New Roman"/>
+        </w:rPr>
         <w:t>E a uma voz oferecer-Te</w:t>
       </w:r>
       <w:r>
         <w:rPr>
-          <w:rFonts w:ascii="Times New Roman" w:hAnsi="Times New Roman" w:cs="Times New Roman"/>
-          <w:color w:val="1F1F1F"/>
-          <w:sz w:val="24"/>
-          <w:szCs w:val="24"/>
-          <w:shd w:val="clear" w:color="auto" w:fill="FFFFFF"/>
+          <w:rFonts w:ascii="Times New Roman" w:hAnsi="Times New Roman"/>
         </w:rPr>
         <w:br/>
+      </w:r>
+      <w:r>
+        <w:rPr>
+          <w:rFonts w:ascii="Times New Roman" w:hAnsi="Times New Roman"/>
+        </w:rPr>
         <w:t>Seus louvores, súplicas e anseios</w:t>
       </w:r>
     </w:p>
     <w:p>
       <w:pPr>
-        <w:pStyle w:val="PargrafodaLista"/>
-        <w:numPr>
-          <w:ilvl w:val="0"/>
-          <w:numId w:val="1"/>
-        </w:numPr>
-        <w:autoSpaceDE w:val="0"/>
-        <w:autoSpaceDN w:val="0"/>
-        <w:adjustRightInd w:val="0"/>
-        <w:spacing w:line="240" w:lineRule="auto"/>
-        <w:ind w:left="862" w:hanging="357"/>
-        <w:contextualSpacing w:val="0"/>
-        <w:rPr>
-          <w:rFonts w:ascii="Times New Roman" w:hAnsi="Times New Roman" w:cs="Times New Roman"/>
+        <w:rPr>
+          <w:rFonts w:ascii="Times New Roman" w:hAnsi="Times New Roman"/>
           <w:b/>
           <w:bCs/>
           <w:i/>
           <w:iCs/>
-          <w:color w:val="1F1F1F"/>
-          <w:sz w:val="24"/>
-          <w:szCs w:val="24"/>
-          <w:shd w:val="clear" w:color="auto" w:fill="FFFFFF"/>
         </w:rPr>
       </w:pPr>
       <w:r>
         <w:rPr>
-          <w:rFonts w:ascii="Times New Roman" w:hAnsi="Times New Roman" w:cs="Times New Roman"/>
+          <w:rFonts w:ascii="Times New Roman" w:hAnsi="Times New Roman"/>
           <w:b/>
           <w:bCs/>
           <w:i/>
           <w:iCs/>
-          <w:color w:val="1F1F1F"/>
-          <w:sz w:val="24"/>
-          <w:szCs w:val="24"/>
-          <w:shd w:val="clear" w:color="auto" w:fill="FFFFFF"/>
         </w:rPr>
         <w:t>Tu És o Senhor de toda glória</w:t>
       </w:r>
       <w:r>
         <w:rPr>
-          <w:rFonts w:ascii="Times New Roman" w:hAnsi="Times New Roman" w:cs="Times New Roman"/>
+          <w:rFonts w:ascii="Times New Roman" w:hAnsi="Times New Roman"/>
           <w:b/>
           <w:bCs/>
           <w:i/>
           <w:iCs/>
-          <w:color w:val="1F1F1F"/>
-          <w:sz w:val="24"/>
-          <w:szCs w:val="24"/>
-          <w:shd w:val="clear" w:color="auto" w:fill="FFFFFF"/>
         </w:rPr>
         <w:br/>
-        <w:t>Hoje, sempre e como foste outrora</w:t>
-      </w:r>
-      <w:r>
-        <w:rPr>
-          <w:rFonts w:ascii="Times New Roman" w:hAnsi="Times New Roman" w:cs="Times New Roman"/>
+      </w:r>
+      <w:r>
+        <w:rPr>
+          <w:rFonts w:ascii="Times New Roman" w:hAnsi="Times New Roman"/>
           <w:b/>
           <w:bCs/>
           <w:i/>
           <w:iCs/>
-          <w:color w:val="1F1F1F"/>
-          <w:sz w:val="24"/>
-          <w:szCs w:val="24"/>
-          <w:shd w:val="clear" w:color="auto" w:fill="FFFFFF"/>
-        </w:rPr>
-        <w:br/>
-        <w:t>No correr da história, revelando seu amor</w:t>
-      </w:r>
-      <w:r>
-        <w:rPr>
-          <w:rFonts w:ascii="Times New Roman" w:hAnsi="Times New Roman" w:cs="Times New Roman"/>
+        </w:rPr>
+        <w:t>Hoje, sempre e como foste outrora</w:t>
+      </w:r>
+      <w:r>
+        <w:rPr>
+          <w:rFonts w:ascii="Times New Roman" w:hAnsi="Times New Roman"/>
           <w:b/>
           <w:bCs/>
           <w:i/>
           <w:iCs/>
-          <w:color w:val="1F1F1F"/>
-          <w:sz w:val="24"/>
-          <w:szCs w:val="24"/>
-          <w:shd w:val="clear" w:color="auto" w:fill="FFFFFF"/>
         </w:rPr>
         <w:br/>
+      </w:r>
+      <w:r>
+        <w:rPr>
+          <w:rFonts w:ascii="Times New Roman" w:hAnsi="Times New Roman"/>
+          <w:b/>
+          <w:bCs/>
+          <w:i/>
+          <w:iCs/>
+        </w:rPr>
+        <w:t>No correr da história, revelando seu amor</w:t>
+      </w:r>
+      <w:r>
+        <w:rPr>
+          <w:rFonts w:ascii="Times New Roman" w:hAnsi="Times New Roman"/>
+          <w:b/>
+          <w:bCs/>
+          <w:i/>
+          <w:iCs/>
+        </w:rPr>
+        <w:br/>
+      </w:r>
+      <w:r>
+        <w:rPr>
+          <w:rFonts w:ascii="Times New Roman" w:hAnsi="Times New Roman"/>
+          <w:b/>
+          <w:bCs/>
+          <w:i/>
+          <w:iCs/>
+        </w:rPr>
         <w:t>Deus, Bendito, Rei e Salvador</w:t>
       </w:r>
     </w:p>
     <w:p>
       <w:pPr>
-        <w:pStyle w:val="PargrafodaLista"/>
-        <w:numPr>
-          <w:ilvl w:val="0"/>
-          <w:numId w:val="1"/>
-        </w:numPr>
-        <w:autoSpaceDE w:val="0"/>
-        <w:autoSpaceDN w:val="0"/>
-        <w:adjustRightInd w:val="0"/>
-        <w:spacing w:line="240" w:lineRule="auto"/>
-        <w:ind w:left="862" w:hanging="357"/>
-        <w:contextualSpacing w:val="0"/>
-        <w:rPr>
-          <w:rFonts w:ascii="Times New Roman" w:hAnsi="Times New Roman" w:cs="Times New Roman"/>
-          <w:b/>
-          <w:bCs/>
-          <w:color w:val="1F1F1F"/>
-          <w:sz w:val="24"/>
-          <w:szCs w:val="24"/>
-          <w:shd w:val="clear" w:color="auto" w:fill="FFFFFF"/>
+        <w:rPr>
+          <w:rFonts w:ascii="Times New Roman" w:hAnsi="Times New Roman"/>
         </w:rPr>
       </w:pPr>
       <w:r>
         <w:rPr>
-          <w:rFonts w:ascii="Times New Roman" w:hAnsi="Times New Roman" w:cs="Times New Roman"/>
-          <w:b/>
-          <w:bCs/>
-          <w:color w:val="1F1F1F"/>
-          <w:sz w:val="24"/>
-          <w:szCs w:val="24"/>
-          <w:shd w:val="clear" w:color="auto" w:fill="FFFFFF"/>
+          <w:rFonts w:ascii="Times New Roman" w:hAnsi="Times New Roman"/>
         </w:rPr>
         <w:t>[REPETE ACIMA]</w:t>
       </w:r>
     </w:p>
     <w:p>
       <w:pPr>
-        <w:pStyle w:val="PargrafodaLista"/>
-        <w:numPr>
-          <w:ilvl w:val="0"/>
-          <w:numId w:val="1"/>
-        </w:numPr>
-        <w:autoSpaceDE w:val="0"/>
-        <w:autoSpaceDN w:val="0"/>
-        <w:adjustRightInd w:val="0"/>
-        <w:spacing w:line="240" w:lineRule="auto"/>
-        <w:ind w:left="862" w:hanging="357"/>
-        <w:contextualSpacing w:val="0"/>
-        <w:rPr>
-          <w:rFonts w:ascii="Times New Roman" w:hAnsi="Times New Roman" w:cs="Times New Roman"/>
+        <w:rPr>
+          <w:rFonts w:ascii="Times New Roman" w:hAnsi="Times New Roman"/>
           <w:b/>
           <w:bCs/>
-          <w:color w:val="1F1F1F"/>
-          <w:sz w:val="24"/>
-          <w:szCs w:val="24"/>
-          <w:shd w:val="clear" w:color="auto" w:fill="FFFFFF"/>
+          <w:i/>
+          <w:iCs/>
         </w:rPr>
       </w:pPr>
       <w:r>
         <w:rPr>
-          <w:rFonts w:ascii="Times New Roman" w:hAnsi="Times New Roman" w:cs="Times New Roman"/>
+          <w:rFonts w:ascii="Times New Roman" w:hAnsi="Times New Roman"/>
           <w:b/>
           <w:bCs/>
-          <w:color w:val="1F1F1F"/>
-          <w:sz w:val="24"/>
-          <w:szCs w:val="24"/>
-          <w:shd w:val="clear" w:color="auto" w:fill="FFFFFF"/>
+          <w:i/>
+          <w:iCs/>
         </w:rPr>
         <w:t>[REFRÃO</w:t>
       </w:r>
       <w:r>
         <w:rPr>
-          <w:rFonts w:ascii="Times New Roman" w:hAnsi="Times New Roman" w:cs="Times New Roman"/>
+          <w:rFonts w:ascii="Times New Roman" w:hAnsi="Times New Roman"/>
           <w:b/>
           <w:bCs/>
-          <w:color w:val="1F1F1F"/>
-          <w:sz w:val="24"/>
-          <w:szCs w:val="24"/>
-          <w:shd w:val="clear" w:color="auto" w:fill="FFFFFF"/>
-        </w:rPr>
-        <w:t xml:space="preserve"> 2X</w:t>
-      </w:r>
-      <w:r>
-        <w:rPr>
-          <w:rFonts w:ascii="Times New Roman" w:hAnsi="Times New Roman" w:cs="Times New Roman"/>
-          <w:b/>
-          <w:bCs/>
-          <w:color w:val="1F1F1F"/>
-          <w:sz w:val="24"/>
-          <w:szCs w:val="24"/>
-          <w:shd w:val="clear" w:color="auto" w:fill="FFFFFF"/>
-        </w:rPr>
-        <w:t xml:space="preserve">] </w:t>
-      </w:r>
-      <w:bookmarkEnd w:id="0"/>
+          <w:i/>
+          <w:iCs/>
+        </w:rPr>
+        <w:t>]</w:t>
+      </w:r>
     </w:p>
     <w:p>
       <w:pPr>
         <w:rPr>
           <w:rFonts w:ascii="Times New Roman" w:hAnsi="Times New Roman"/>
+          <w:b/>
+          <w:bCs/>
+          <w:i/>
+          <w:iCs/>
         </w:rPr>
       </w:pPr>
+      <w:r>
+        <w:rPr>
+          <w:rFonts w:ascii="Times New Roman" w:hAnsi="Times New Roman"/>
+          <w:b/>
+          <w:bCs/>
+          <w:i/>
+          <w:iCs/>
+        </w:rPr>
+        <w:t>[REFRÃO]</w:t>
+      </w:r>
     </w:p>
     <w:sectPr>
       <w:pgSz w:w="11906" w:h="16838"/>
